--- a/laravel-app/database/data/internship/handbooks/cloud_computing/Beyond_Cloud_Internship_Day_003_Student_Handbook.docx
+++ b/laravel-app/database/data/internship/handbooks/cloud_computing/Beyond_Cloud_Internship_Day_003_Student_Handbook.docx
@@ -38,7 +38,7 @@
           <w:color w:val="1E293B"/>
           <w:sz w:val="28"/>
         </w:rPr>
-        <w:t>Cloud Concepts And Responsible Free-Tier Use</w:t>
+        <w:t>Public, Private, Hybrid, and Multi-Cloud Models</w:t>
       </w:r>
     </w:p>
     <w:p>
@@ -50,7 +50,7 @@
           <w:b w:val="0"/>
           <w:sz w:val="22"/>
         </w:rPr>
-        <w:t>Independent build. Full student study guide and practical laboratory manual for Beyond Enterprise interns.</w:t>
+        <w:t>Guided laboratory. Full student study guide and practical laboratory manual for Beyond Enterprise interns.</w:t>
       </w:r>
     </w:p>
     <w:tbl>
@@ -141,7 +141,7 @@
               <w:rPr>
                 <w:sz w:val="18"/>
               </w:rPr>
-              <w:t>Independent build</w:t>
+              <w:t>Guided laboratory</w:t>
             </w:r>
           </w:p>
         </w:tc>
@@ -167,7 +167,7 @@
               <w:rPr>
                 <w:sz w:val="18"/>
               </w:rPr>
-              <w:t>8 hours</w:t>
+              <w:t>8.0 hours</w:t>
             </w:r>
           </w:p>
         </w:tc>
@@ -198,7 +198,7 @@
           <w:color w:val="0B3F90"/>
           <w:sz w:val="20"/>
         </w:rPr>
-        <w:t>Day 3 objective  Complete the independent build for Cloud Concepts And Responsible Free-Tier Use: Apply cloud concepts and responsible free-tier use safely and explain the result in a professional technical report.</w:t>
+        <w:t>Day 3 objective  Complete the guided laboratory for Public, Private, Hybrid, and Multi-Cloud Models: Map deployment models to fictional business, control, and connectivity needs.</w:t>
       </w:r>
     </w:p>
     <w:p>
@@ -270,7 +270,7 @@
           <w:b w:val="0"/>
           <w:sz w:val="22"/>
         </w:rPr>
-        <w:t>Submit: Working result evidence, design/configuration files, and a list of assumptions..</w:t>
+        <w:t>Submit: Setup evidence, completed lab artifact, independent verification, cost/cleanup record, safety check, and short technical report..</w:t>
       </w:r>
     </w:p>
     <w:p>
@@ -377,7 +377,7 @@
               <w:rPr>
                 <w:sz w:val="18"/>
               </w:rPr>
-              <w:t>Rewrite objective in own words</w:t>
+              <w:t>Assessment brief + rubric review</w:t>
             </w:r>
           </w:p>
         </w:tc>
@@ -390,7 +390,7 @@
               <w:rPr>
                 <w:sz w:val="18"/>
               </w:rPr>
-              <w:t>Frame table</w:t>
+              <w:t>Plan</w:t>
             </w:r>
           </w:p>
         </w:tc>
@@ -418,7 +418,7 @@
               <w:rPr>
                 <w:sz w:val="18"/>
               </w:rPr>
-              <w:t>Independent build</w:t>
+              <w:t>End-to-end demonstration</w:t>
             </w:r>
           </w:p>
         </w:tc>
@@ -431,7 +431,7 @@
               <w:rPr>
                 <w:sz w:val="18"/>
               </w:rPr>
-              <w:t>Artifact</w:t>
+              <w:t>Demo evidence</w:t>
             </w:r>
           </w:p>
         </w:tc>
@@ -500,7 +500,7 @@
               <w:rPr>
                 <w:sz w:val="18"/>
               </w:rPr>
-              <w:t>Test / measure / review</w:t>
+              <w:t>Self-score against rubric</w:t>
             </w:r>
           </w:p>
         </w:tc>
@@ -513,7 +513,7 @@
               <w:rPr>
                 <w:sz w:val="18"/>
               </w:rPr>
-              <w:t>Results</w:t>
+              <w:t>Self-score sheet</w:t>
             </w:r>
           </w:p>
         </w:tc>
@@ -541,7 +541,7 @@
               <w:rPr>
                 <w:sz w:val="18"/>
               </w:rPr>
-              <w:t>Documentation while building</w:t>
+              <w:t>Reflection: wins, failures, next steps</w:t>
             </w:r>
           </w:p>
         </w:tc>
@@ -554,7 +554,7 @@
               <w:rPr>
                 <w:sz w:val="18"/>
               </w:rPr>
-              <w:t>README notes</w:t>
+              <w:t>Reflection</w:t>
             </w:r>
           </w:p>
         </w:tc>
@@ -569,7 +569,7 @@
               <w:rPr>
                 <w:sz w:val="18"/>
               </w:rPr>
-              <w:t>5:45–6:00</w:t>
+              <w:t>5:45–8:00</w:t>
             </w:r>
           </w:p>
         </w:tc>
@@ -582,7 +582,7 @@
               <w:rPr>
                 <w:sz w:val="18"/>
               </w:rPr>
-              <w:t>Break</w:t>
+              <w:t>Final evidence pack + report</w:t>
             </w:r>
           </w:p>
         </w:tc>
@@ -595,48 +595,7 @@
               <w:rPr>
                 <w:sz w:val="18"/>
               </w:rPr>
-              <w:t>—</w:t>
-            </w:r>
-          </w:p>
-        </w:tc>
-      </w:tr>
-      <w:tr>
-        <w:tc>
-          <w:tcPr>
-            <w:tcW w:type="dxa" w:w="3408"/>
-          </w:tcPr>
-          <w:p>
-            <w:r>
-              <w:rPr>
-                <w:sz w:val="18"/>
-              </w:rPr>
-              <w:t>6:00–8:00</w:t>
-            </w:r>
-          </w:p>
-        </w:tc>
-        <w:tc>
-          <w:tcPr>
-            <w:tcW w:type="dxa" w:w="3408"/>
-          </w:tcPr>
-          <w:p>
-            <w:r>
-              <w:rPr>
-                <w:sz w:val="18"/>
-              </w:rPr>
-              <w:t>Evidence + report + rehearsal</w:t>
-            </w:r>
-          </w:p>
-        </w:tc>
-        <w:tc>
-          <w:tcPr>
-            <w:tcW w:type="dxa" w:w="3408"/>
-          </w:tcPr>
-          <w:p>
-            <w:r>
-              <w:rPr>
-                <w:sz w:val="18"/>
-              </w:rPr>
-              <w:t>Ready pack</w:t>
+              <w:t>Submission</w:t>
             </w:r>
           </w:p>
         </w:tc>
@@ -660,7 +619,7 @@
           <w:b w:val="0"/>
           <w:sz w:val="20"/>
         </w:rPr>
-        <w:t>Curriculum objective (source of truth): Apply cloud concepts and responsible free-tier use safely and explain the result in a professional technical report.</w:t>
+        <w:t>Curriculum objective (source of truth): Map deployment models to fictional business, control, and connectivity needs.</w:t>
       </w:r>
     </w:p>
     <w:p>
@@ -672,7 +631,7 @@
           <w:b w:val="0"/>
           <w:sz w:val="22"/>
         </w:rPr>
-        <w:t>Explain Cloud Concepts And Responsible Free-Tier Use to a supervisor in under two minutes.</w:t>
+        <w:t>Explain Public, Private, Hybrid, and Multi-Cloud Models to a supervisor in under two minutes.</w:t>
       </w:r>
     </w:p>
     <w:p>
@@ -684,7 +643,7 @@
           <w:b w:val="0"/>
           <w:sz w:val="22"/>
         </w:rPr>
-        <w:t>Configure or verify the approved tools required for Cloud Concepts And Responsible Free-Tier Use.</w:t>
+        <w:t>Configure or verify the approved tools required for Public, Private, Hybrid, and Multi-Cloud Models.</w:t>
       </w:r>
     </w:p>
     <w:p>
@@ -696,7 +655,7 @@
           <w:b w:val="0"/>
           <w:sz w:val="22"/>
         </w:rPr>
-        <w:t>Implement or perform the independent build practical for this topic.</w:t>
+        <w:t>Implement or perform the guided laboratory practical for this topic.</w:t>
       </w:r>
     </w:p>
     <w:p>
@@ -752,7 +711,7 @@
           <w:b w:val="0"/>
           <w:sz w:val="22"/>
         </w:rPr>
-        <w:t>Define the professional meaning of “Cloud Concepts And Responsible Free-Tier Use” before you use tools. Do not split the title into meaningless words. Connect each concept to today's practical action.</w:t>
+        <w:t>Define the professional meaning of “Public, Private, Hybrid, and Multi-Cloud Models” before you use tools. Do not split the title into meaningless words. Connect each concept to today's practical action.</w:t>
       </w:r>
     </w:p>
     <w:tbl>
@@ -860,7 +819,7 @@
               <w:rPr>
                 <w:sz w:val="18"/>
               </w:rPr>
-              <w:t>Shared responsibility</w:t>
+              <w:t>Problem framing</w:t>
             </w:r>
           </w:p>
         </w:tc>
@@ -873,7 +832,7 @@
               <w:rPr>
                 <w:sz w:val="18"/>
               </w:rPr>
-              <w:t>What you secure vs what the provider secures</w:t>
+              <w:t>Who needs what, constraints, success criteria</w:t>
             </w:r>
           </w:p>
         </w:tc>
@@ -886,7 +845,7 @@
               <w:rPr>
                 <w:sz w:val="18"/>
               </w:rPr>
-              <w:t>List responsibilities for today's service</w:t>
+              <w:t>Write a short frame table</w:t>
             </w:r>
           </w:p>
         </w:tc>
@@ -899,7 +858,7 @@
               <w:rPr>
                 <w:sz w:val="18"/>
               </w:rPr>
-              <w:t>Assuming the cloud is ‘safe by default’</w:t>
+              <w:t>Building the wrong thing</w:t>
             </w:r>
           </w:p>
         </w:tc>
@@ -912,7 +871,7 @@
               <w:rPr>
                 <w:sz w:val="18"/>
               </w:rPr>
-              <w:t>Checklist in report</w:t>
+              <w:t>Supervisor review of frame</w:t>
             </w:r>
           </w:p>
         </w:tc>
@@ -927,7 +886,7 @@
               <w:rPr>
                 <w:sz w:val="18"/>
               </w:rPr>
-              <w:t>Cost control</w:t>
+              <w:t>Train vs evaluation data</w:t>
             </w:r>
           </w:p>
         </w:tc>
@@ -940,7 +899,7 @@
               <w:rPr>
                 <w:sz w:val="18"/>
               </w:rPr>
-              <w:t>Free-tier/billing limits</w:t>
+              <w:t>Learn on one set; judge on another</w:t>
             </w:r>
           </w:p>
         </w:tc>
@@ -953,7 +912,7 @@
               <w:rPr>
                 <w:sz w:val="18"/>
               </w:rPr>
-              <w:t>Set alerts; destroy unused resources</w:t>
+              <w:t>Keep a held-out TEST set</w:t>
             </w:r>
           </w:p>
         </w:tc>
@@ -966,7 +925,7 @@
               <w:rPr>
                 <w:sz w:val="18"/>
               </w:rPr>
-              <w:t>Forgotten running VMs</w:t>
+              <w:t>Testing on training data</w:t>
             </w:r>
           </w:p>
         </w:tc>
@@ -979,7 +938,7 @@
               <w:rPr>
                 <w:sz w:val="18"/>
               </w:rPr>
-              <w:t>End-of-day teardown evidence</w:t>
+              <w:t>Document the split</w:t>
             </w:r>
           </w:p>
         </w:tc>
@@ -994,7 +953,7 @@
               <w:rPr>
                 <w:sz w:val="18"/>
               </w:rPr>
-              <w:t>Secrets handling</w:t>
+              <w:t>Human oversight</w:t>
             </w:r>
           </w:p>
         </w:tc>
@@ -1007,7 +966,7 @@
               <w:rPr>
                 <w:sz w:val="18"/>
               </w:rPr>
-              <w:t>Keys never in git or screenshots</w:t>
+              <w:t>A person remains accountable</w:t>
             </w:r>
           </w:p>
         </w:tc>
@@ -1020,7 +979,7 @@
               <w:rPr>
                 <w:sz w:val="18"/>
               </w:rPr>
-              <w:t>Use placeholders / env files</w:t>
+              <w:t>Disclose AI help; verify claims</w:t>
             </w:r>
           </w:p>
         </w:tc>
@@ -1033,7 +992,7 @@
               <w:rPr>
                 <w:sz w:val="18"/>
               </w:rPr>
-              <w:t>Leaked tokens</w:t>
+              <w:t>Blind trust in outputs</w:t>
             </w:r>
           </w:p>
         </w:tc>
@@ -1046,7 +1005,7 @@
               <w:rPr>
                 <w:sz w:val="18"/>
               </w:rPr>
-              <w:t>Secret scan of submission folder</w:t>
+              <w:t>AI/tool disclosure block</w:t>
             </w:r>
           </w:p>
         </w:tc>
@@ -1504,7 +1463,7 @@
           <w:b w:val="0"/>
           <w:sz w:val="18"/>
         </w:rPr>
-        <w:t>└── Day_03_Cloud_Concepts_And_Responsible_Free_Tier_Use/</w:t>
+        <w:t>└── Day_03_Public_Private_Hybrid_and_Multi_Cloud_Models/</w:t>
       </w:r>
     </w:p>
     <w:p>
@@ -1657,7 +1616,7 @@
           <w:b w:val="0"/>
           <w:sz w:val="18"/>
         </w:rPr>
-        <w:t>mkdir Beyond_Cloud_Internship\Day_03_Cloud_Concepts_And_Responsible_Free_Tier_Use\evidence, Beyond_Cloud_Internship\Day_03_Cloud_Concepts_And_Responsible_Free_Tier_Use\notebooks, Beyond_Cloud_Internship\Day_03_Cloud_Concepts_And_Responsible_Free_Tier_Use\src, Beyond_Cloud_Internship\Day_03_Cloud_Concepts_And_Responsible_Free_Tier_Use\data, Beyond_Cloud_Internship\Day_03_Cloud_Concepts_And_Responsible_Free_Tier_Use\output, Beyond_Cloud_Internship\Day_03_Cloud_Concepts_And_Responsible_Free_Tier_Use\report -Force</w:t>
+        <w:t>mkdir Beyond_Cloud_Internship\Day_03_Public_Private_Hybrid_and_Multi_Cloud_Models\evidence, Beyond_Cloud_Internship\Day_03_Public_Private_Hybrid_and_Multi_Cloud_Models\notebooks, Beyond_Cloud_Internship\Day_03_Public_Private_Hybrid_and_Multi_Cloud_Models\src, Beyond_Cloud_Internship\Day_03_Public_Private_Hybrid_and_Multi_Cloud_Models\data, Beyond_Cloud_Internship\Day_03_Public_Private_Hybrid_and_Multi_Cloud_Models\output, Beyond_Cloud_Internship\Day_03_Public_Private_Hybrid_and_Multi_Cloud_Models\report -Force</w:t>
       </w:r>
     </w:p>
     <w:p/>
@@ -1698,7 +1657,7 @@
           <w:b w:val="0"/>
           <w:sz w:val="18"/>
         </w:rPr>
-        <w:t>mkdir -p Beyond_Cloud_Internship/Day_03_Cloud_Concepts_And_Responsible_Free_Tier_Use/{evidence,notebooks,src,data,output,report}</w:t>
+        <w:t>mkdir -p Beyond_Cloud_Internship/Day_03_Public_Private_Hybrid_and_Multi_Cloud_Models/{evidence,notebooks,src,data,output,report}</w:t>
       </w:r>
     </w:p>
     <w:p/>
@@ -1814,7 +1773,7 @@
           <w:color w:val="0B3F90"/>
           <w:sz w:val="24"/>
         </w:rPr>
-        <w:t>Independent build: Cloud Concepts And Responsible Free-Tier Use</w:t>
+        <w:t>Guided laboratory: Public, Private, Hybrid, and Multi-Cloud Models</w:t>
       </w:r>
     </w:p>
     <w:p>
@@ -1838,7 +1797,7 @@
           <w:b w:val="0"/>
           <w:sz w:val="20"/>
         </w:rPr>
-        <w:t>• Recreate the cloud concepts and responsible free-tier use solution from a stated scenario without copying the guided answer. Use only approved equipment or an isolated VM lab.</w:t>
+        <w:t>• Review Day 2 prerequisites and read the complete Day 3 objective before changing any lab resource.</w:t>
       </w:r>
     </w:p>
     <w:p>
@@ -1850,7 +1809,7 @@
           <w:b w:val="0"/>
           <w:sz w:val="20"/>
         </w:rPr>
-        <w:t>• Work only in an authorized lab, VM or on equipment assigned by Beyond.</w:t>
+        <w:t>• Confirm written authorization, account/sandbox boundary, region, quota, budget alert, and cleanup responsibility before provisioning.</w:t>
       </w:r>
     </w:p>
     <w:p>
@@ -1862,7 +1821,79 @@
           <w:b w:val="0"/>
           <w:sz w:val="20"/>
         </w:rPr>
-        <w:t>• Keep time entries truthful and ask the supervisor before changing production equipment.</w:t>
+        <w:t>• Verify only the tools required today and record versions; prefer local emulators when provider access or free-tier status is uncertain.</w:t>
+      </w:r>
+    </w:p>
+    <w:p>
+      <w:pPr>
+        <w:spacing w:after="120"/>
+      </w:pPr>
+      <w:r>
+        <w:rPr>
+          <w:b w:val="0"/>
+          <w:sz w:val="20"/>
+        </w:rPr>
+        <w:t>• Create Day_003_public_private_hybrid_and_multi_cloud_models with evidence, config or src, output, and report folders. Prevent secrets and state files from entering version control.</w:t>
+      </w:r>
+    </w:p>
+    <w:p>
+      <w:pPr>
+        <w:spacing w:after="120"/>
+      </w:pPr>
+      <w:r>
+        <w:rPr>
+          <w:b w:val="0"/>
+          <w:sz w:val="20"/>
+        </w:rPr>
+        <w:t>• Complete the practical objective: Map deployment models to fictional business, control, and connectivity needs.</w:t>
+      </w:r>
+    </w:p>
+    <w:p>
+      <w:pPr>
+        <w:spacing w:after="120"/>
+      </w:pPr>
+      <w:r>
+        <w:rPr>
+          <w:b w:val="0"/>
+          <w:sz w:val="20"/>
+        </w:rPr>
+        <w:t>• Record commands/configuration, expected result, observed result, resource identifiers without secrets, cost/usage check, and any deviations.</w:t>
+      </w:r>
+    </w:p>
+    <w:p>
+      <w:pPr>
+        <w:spacing w:after="120"/>
+      </w:pPr>
+      <w:r>
+        <w:rPr>
+          <w:b w:val="0"/>
+          <w:sz w:val="20"/>
+        </w:rPr>
+        <w:t>• Verify independently using a second command, connectivity test, configuration diff, monitoring view, clean rerun, restore test, or peer review.</w:t>
+      </w:r>
+    </w:p>
+    <w:p>
+      <w:pPr>
+        <w:spacing w:after="120"/>
+      </w:pPr>
+      <w:r>
+        <w:rPr>
+          <w:b w:val="0"/>
+          <w:sz w:val="20"/>
+        </w:rPr>
+        <w:t>• Stop and remove only assigned disposable resources; verify deletion, released IPs/storage, stopped services, and current billing/usage dashboard where applicable.</w:t>
+      </w:r>
+    </w:p>
+    <w:p>
+      <w:pPr>
+        <w:spacing w:after="120"/>
+      </w:pPr>
+      <w:r>
+        <w:rPr>
+          <w:b w:val="0"/>
+          <w:sz w:val="20"/>
+        </w:rPr>
+        <w:t>• Package evidence and write a professional report covering architecture, security, cost, verification, troubleshooting, limitations, and AI/tool assistance.</w:t>
       </w:r>
     </w:p>
     <w:p>
@@ -1888,7 +1919,7 @@
           <w:b w:val="0"/>
           <w:sz w:val="18"/>
         </w:rPr>
-        <w:t># day_03_lab.py — Independent build: Cloud Concepts And Responsible Free-Tier Use</w:t>
+        <w:t># day_03_lab.py — Guided laboratory: Public, Private, Hybrid, and Multi-Cloud Models</w:t>
       </w:r>
     </w:p>
     <w:p>
@@ -1930,7 +1961,7 @@
           <w:b w:val="0"/>
           <w:sz w:val="18"/>
         </w:rPr>
-        <w:t>"""Day 3 practical starter for Cloud Concepts And Responsible Free-Tier Use.</w:t>
+        <w:t>"""Day 3 practical starter for Public, Private, Hybrid, and Multi-Cloud Models.</w:t>
       </w:r>
     </w:p>
     <w:p>
@@ -2112,7 +2143,7 @@
           <w:b w:val="0"/>
           <w:sz w:val="18"/>
         </w:rPr>
-        <w:t xml:space="preserve">    print("Program topic:", 'Cloud Concepts And Responsible Free-Tier Use')</w:t>
+        <w:t xml:space="preserve">    print("Program topic:", 'Public, Private, Hybrid, and Multi-Cloud Models')</w:t>
       </w:r>
     </w:p>
     <w:p>
@@ -2126,7 +2157,7 @@
           <w:b w:val="0"/>
           <w:sz w:val="18"/>
         </w:rPr>
-        <w:t xml:space="preserve">    print("Day mode:", 'Independent build')</w:t>
+        <w:t xml:space="preserve">    print("Day mode:", 'Guided laboratory')</w:t>
       </w:r>
     </w:p>
     <w:p>
@@ -4312,7 +4343,7 @@
                 <w:color w:val="FFFFFF"/>
                 <w:sz w:val="18"/>
               </w:rPr>
-              <w:t>CHECK</w:t>
+              <w:t>METRIC</w:t>
             </w:r>
           </w:p>
         </w:tc>
@@ -4328,7 +4359,7 @@
                 <w:color w:val="FFFFFF"/>
                 <w:sz w:val="18"/>
               </w:rPr>
-              <w:t>SUCCESS CRITERION</w:t>
+              <w:t>QUESTION</w:t>
             </w:r>
           </w:p>
         </w:tc>
@@ -4344,7 +4375,7 @@
                 <w:color w:val="FFFFFF"/>
                 <w:sz w:val="18"/>
               </w:rPr>
-              <w:t>LIMITATION</w:t>
+              <w:t>CAUTION</w:t>
             </w:r>
           </w:p>
         </w:tc>
@@ -4359,7 +4390,7 @@
               <w:rPr>
                 <w:sz w:val="18"/>
               </w:rPr>
-              <w:t>Functional result</w:t>
+              <w:t>Accuracy / error rate</w:t>
             </w:r>
           </w:p>
         </w:tc>
@@ -4372,7 +4403,7 @@
               <w:rPr>
                 <w:sz w:val="18"/>
               </w:rPr>
-              <w:t>Meets today's objective</w:t>
+              <w:t>Overall correctness?</w:t>
             </w:r>
           </w:p>
         </w:tc>
@@ -4385,7 +4416,7 @@
               <w:rPr>
                 <w:sz w:val="18"/>
               </w:rPr>
-              <w:t>Classroom demo ≠ production</w:t>
+              <w:t>Weak on imbalanced data</w:t>
             </w:r>
           </w:p>
         </w:tc>
@@ -4400,7 +4431,7 @@
               <w:rPr>
                 <w:sz w:val="18"/>
               </w:rPr>
-              <w:t>Safety compliance</w:t>
+              <w:t>Precision / recall / F1</w:t>
             </w:r>
           </w:p>
         </w:tc>
@@ -4413,7 +4444,7 @@
               <w:rPr>
                 <w:sz w:val="18"/>
               </w:rPr>
-              <w:t>No rule breached</w:t>
+              <w:t>Error type trade-off?</w:t>
             </w:r>
           </w:p>
         </w:tc>
@@ -4426,7 +4457,7 @@
               <w:rPr>
                 <w:sz w:val="18"/>
               </w:rPr>
-              <w:t>Still needs supervisor judgment</w:t>
+              <w:t>Optimize for the real cost of mistakes</w:t>
             </w:r>
           </w:p>
         </w:tc>
@@ -4441,7 +4472,7 @@
               <w:rPr>
                 <w:sz w:val="18"/>
               </w:rPr>
-              <w:t>Reproducibility</w:t>
+              <w:t>Latency / resource use</w:t>
             </w:r>
           </w:p>
         </w:tc>
@@ -4454,7 +4485,7 @@
               <w:rPr>
                 <w:sz w:val="18"/>
               </w:rPr>
-              <w:t>Second check agrees</w:t>
+              <w:t>Is it usable?</w:t>
             </w:r>
           </w:p>
         </w:tc>
@@ -4467,7 +4498,7 @@
               <w:rPr>
                 <w:sz w:val="18"/>
               </w:rPr>
-              <w:t>Environment drift possible</w:t>
+              <w:t>Lab laptop ≠ production load</w:t>
             </w:r>
           </w:p>
         </w:tc>
@@ -5731,7 +5762,7 @@
           <w:b w:val="0"/>
           <w:sz w:val="22"/>
         </w:rPr>
-        <w:t>Objective addressed for Cloud Concepts And Responsible Free-Tier Use</w:t>
+        <w:t>Objective addressed for Public, Private, Hybrid, and Multi-Cloud Models</w:t>
       </w:r>
     </w:p>
     <w:p>
@@ -5743,7 +5774,7 @@
           <w:b w:val="0"/>
           <w:sz w:val="22"/>
         </w:rPr>
-        <w:t>Independent build practical completed</w:t>
+        <w:t>Guided laboratory practical completed</w:t>
       </w:r>
     </w:p>
     <w:p>
@@ -5835,7 +5866,7 @@
           <w:b w:val="0"/>
           <w:sz w:val="22"/>
         </w:rPr>
-        <w:t>Matches: Working result evidence, design/configuration files, and a list of assumptions.</w:t>
+        <w:t>Matches: Setup evidence, completed lab artifact, independent verification, cost/cleanup record, safety check, and short technical report.</w:t>
       </w:r>
     </w:p>
     <w:p>
@@ -5867,7 +5898,7 @@
           <w:b w:val="0"/>
           <w:sz w:val="22"/>
         </w:rPr>
-        <w:t>Explain Cloud Concepts And Responsible Free-Tier Use without reading.</w:t>
+        <w:t>Explain Public, Private, Hybrid, and Multi-Cloud Models without reading.</w:t>
       </w:r>
     </w:p>
     <w:p>
@@ -5959,7 +5990,7 @@
           <w:b w:val="0"/>
           <w:sz w:val="22"/>
         </w:rPr>
-        <w:t>Today is Day 3 (Independent build) on Cloud Concepts And Responsible Free-Tier Use. I worked only in the authorized Beyond cloud lab. I completed the practical objective, verified with a second check, and packaged evidence. Main risk: unauthorized or unsafe action; control: checklist + supervisor escalation. Limitation: classroom/lab scope only. Next: continue the topic cycle and keep documentation reproducible.</w:t>
+        <w:t>Today is Day 3 (Guided laboratory) on Public, Private, Hybrid, and Multi-Cloud Models. I worked only in the authorized Beyond cloud lab. I completed the practical objective, verified with a second check, and packaged evidence. Main risk: unauthorized or unsafe action; control: checklist + supervisor escalation. Limitation: classroom/lab scope only. Next: continue the topic cycle and keep documentation reproducible.</w:t>
       </w:r>
     </w:p>
     <w:p>
@@ -6390,7 +6421,7 @@
           <w:b w:val="0"/>
           <w:sz w:val="22"/>
         </w:rPr>
-        <w:t>Access check date: 2026-08-09. Prefer first-party sources. Do not invent URLs.</w:t>
+        <w:t>Access check date: 2026-08-10. Prefer first-party sources. Do not invent URLs.</w:t>
       </w:r>
     </w:p>
     <w:p>
